--- a/atelier/atelier_101.docx
+++ b/atelier/atelier_101.docx
@@ -186,7 +186,7 @@
           </w:tcPr>
           <w:p>
             <w:r>
-              <w:t xml:space="preserve">Initial 🔴 — Stock vidé (#100) : comprendre pour ne pas recommencer</w:t>
+              <w:t xml:space="preserve">Initial 🔴 — Stock vidé : comprendre pour ne pas recommencer</w:t>
             </w:r>
           </w:p>
         </w:tc>
@@ -441,7 +441,7 @@
           </w:tcPr>
           <w:p>
             <w:r>
-              <w:t xml:space="preserve">Stock de MR zombies vidé (#100)</w:t>
+              <w:t xml:space="preserve">Stock de MR zombies vidé</w:t>
             </w:r>
           </w:p>
         </w:tc>
@@ -460,7 +460,7 @@
         <w:spacing w:after="120"/>
       </w:pPr>
       <w:r>
-        <w:t xml:space="preserve">Le stock de MR zombies a été vidé (#100). Mais si rien ne change, il se reformera : les mêmes causes qui ont laissé les MR s’accumuler sont toujours là. Vider sans comprendre, c’est revider sans fin. Le sujet de cet atelier est de faire émerger les VRAIES causes d’accumulation — pas les symptômes, les mécanismes : pourquoi des MR restent-elles ouvertes sans être traitées ? Et de co-construire des règles d’hygiène qui s’attaquent à ces causes. On cherche les raisons structurelles propres à la squad, pour que le nettoyage du #100 soit le dernier grand nettoyage nécessaire.</w:t>
+        <w:t xml:space="preserve">Le stock de MR zombies a été vidé. Mais si rien ne change, il se reformera : les mêmes causes qui ont laissé les MR s’accumuler sont toujours là. Vider sans comprendre, c’est revider sans fin. Le sujet de cet atelier est de faire émerger les VRAIES causes d’accumulation — pas les symptômes, les mécanismes : pourquoi des MR restent-elles ouvertes sans être traitées ? Et de co-construire des règles d’hygiène qui s’attaquent à ces causes. On cherche les raisons structurelles propres à la squad, pour que le nettoyage du le grand tri des MR zombies soit le dernier grand nettoyage nécessaire.</w:t>
       </w:r>
     </w:p>
     <w:tbl>
@@ -537,7 +537,7 @@
         <w:spacing w:after="80"/>
       </w:pPr>
       <w:r>
-        <w:t xml:space="preserve">Vider sans comprendre garantit de revider : le grand tri (#100) traite l’état, pas les causes. Si les mécanismes d’accumulation persistent, le stock se reconstitue. Comprendre les causes est ce qui rend le nettoyage durable.</w:t>
+        <w:t xml:space="preserve">Vider sans comprendre garantit de revider : le grand tri traite l’état, pas les causes. Si les mécanismes d’accumulation persistent, le stock se reconstitue. Comprendre les causes est ce qui rend le nettoyage durable.</w:t>
       </w:r>
     </w:p>
     <w:p>
@@ -563,7 +563,7 @@
         <w:spacing w:after="80"/>
       </w:pPr>
       <w:r>
-        <w:t xml:space="preserve">Chaque cause appelle une règle d’hygiène ciblée : une fois la cause nommée, la parade est souvent simple — un propriétaire clair par MR, une règle « pas de MR ouverte sans intention de la finir », un moment dédié pour traiter les MR en attente (le rituel #103). On traite la racine, pas le symptôme.</w:t>
+        <w:t xml:space="preserve">Chaque cause appelle une règle d’hygiène ciblée : une fois la cause nommée, la parade est souvent simple — un propriétaire clair par MR, une règle « pas de MR ouverte sans intention de la finir », un moment dédié pour traiter les MR en attente (le rituel). On traite la racine, pas le symptôme.</w:t>
       </w:r>
     </w:p>
     <w:p>
@@ -637,7 +637,7 @@
                 <w:sz w:val="18"/>
                 <w:szCs w:val="18"/>
               </w:rPr>
-              <w:t xml:space="preserve">  (distinctes des causes de LENTEUR -&gt; axe Review)</w:t>
+              <w:t xml:space="preserve"> (distinctes des causes de LENTEUR -&gt; axe Review)</w:t>
             </w:r>
           </w:p>
           <w:p>
@@ -657,17 +657,17 @@
                 <w:sz w:val="18"/>
                 <w:szCs w:val="18"/>
               </w:rPr>
-              <w:t xml:space="preserve">  - Personne ne se sent responsable de traiter une MR</w:t>
-            </w:r>
-          </w:p>
-          <w:p>
-            <w:r>
-              <w:rPr>
-                <w:rFonts w:ascii="Consolas" w:cs="Consolas" w:eastAsia="Consolas" w:hAnsi="Consolas"/>
-                <w:sz w:val="18"/>
-                <w:szCs w:val="18"/>
-              </w:rPr>
-              <w:t xml:space="preserve">    -&gt; parade : un propriétaire/assigné clair par MR</w:t>
+              <w:t xml:space="preserve"> - Personne ne se sent responsable de traiter une MR</w:t>
+            </w:r>
+          </w:p>
+          <w:p>
+            <w:r>
+              <w:rPr>
+                <w:rFonts w:ascii="Consolas" w:cs="Consolas" w:eastAsia="Consolas" w:hAnsi="Consolas"/>
+                <w:sz w:val="18"/>
+                <w:szCs w:val="18"/>
+              </w:rPr>
+              <w:t xml:space="preserve"> -&gt; parade : un propriétaire/assigné clair par MR</w:t>
             </w:r>
           </w:p>
           <w:p>
@@ -687,27 +687,27 @@
                 <w:sz w:val="18"/>
                 <w:szCs w:val="18"/>
               </w:rPr>
-              <w:t xml:space="preserve">  - MR ouvertes 'pour plus tard' / brouillons jamais finis</w:t>
-            </w:r>
-          </w:p>
-          <w:p>
-            <w:r>
-              <w:rPr>
-                <w:rFonts w:ascii="Consolas" w:cs="Consolas" w:eastAsia="Consolas" w:hAnsi="Consolas"/>
-                <w:sz w:val="18"/>
-                <w:szCs w:val="18"/>
-              </w:rPr>
-              <w:t xml:space="preserve">    -&gt; parade : pas de MR ouverte sans intention de finir</w:t>
-            </w:r>
-          </w:p>
-          <w:p>
-            <w:r>
-              <w:rPr>
-                <w:rFonts w:ascii="Consolas" w:cs="Consolas" w:eastAsia="Consolas" w:hAnsi="Consolas"/>
-                <w:sz w:val="18"/>
-                <w:szCs w:val="18"/>
-              </w:rPr>
-              <w:t xml:space="preserve">       (utiliser Draft, et fermer ce qui n'aboutira pas)</w:t>
+              <w:t xml:space="preserve"> - MR ouvertes 'pour plus tard' / brouillons jamais finis</w:t>
+            </w:r>
+          </w:p>
+          <w:p>
+            <w:r>
+              <w:rPr>
+                <w:rFonts w:ascii="Consolas" w:cs="Consolas" w:eastAsia="Consolas" w:hAnsi="Consolas"/>
+                <w:sz w:val="18"/>
+                <w:szCs w:val="18"/>
+              </w:rPr>
+              <w:t xml:space="preserve"> -&gt; parade : pas de MR ouverte sans intention de finir</w:t>
+            </w:r>
+          </w:p>
+          <w:p>
+            <w:r>
+              <w:rPr>
+                <w:rFonts w:ascii="Consolas" w:cs="Consolas" w:eastAsia="Consolas" w:hAnsi="Consolas"/>
+                <w:sz w:val="18"/>
+                <w:szCs w:val="18"/>
+              </w:rPr>
+              <w:t xml:space="preserve"> (utiliser Draft, et fermer ce qui n'aboutira pas)</w:t>
             </w:r>
           </w:p>
           <w:p>
@@ -727,17 +727,17 @@
                 <w:sz w:val="18"/>
                 <w:szCs w:val="18"/>
               </w:rPr>
-              <w:t xml:space="preserve">  - Aucun moment où on REGARDE les MR en attente</w:t>
-            </w:r>
-          </w:p>
-          <w:p>
-            <w:r>
-              <w:rPr>
-                <w:rFonts w:ascii="Consolas" w:cs="Consolas" w:eastAsia="Consolas" w:hAnsi="Consolas"/>
-                <w:sz w:val="18"/>
-                <w:szCs w:val="18"/>
-              </w:rPr>
-              <w:t xml:space="preserve">    -&gt; parade : un rituel de tri régulier (#103)</w:t>
+              <w:t xml:space="preserve"> - Aucun moment où on REGARDE les MR en attente</w:t>
+            </w:r>
+          </w:p>
+          <w:p>
+            <w:r>
+              <w:rPr>
+                <w:rFonts w:ascii="Consolas" w:cs="Consolas" w:eastAsia="Consolas" w:hAnsi="Consolas"/>
+                <w:sz w:val="18"/>
+                <w:szCs w:val="18"/>
+              </w:rPr>
+              <w:t xml:space="preserve"> -&gt; parade : un rituel de tri régulier</w:t>
             </w:r>
           </w:p>
           <w:p>
@@ -757,17 +757,17 @@
                 <w:sz w:val="18"/>
                 <w:szCs w:val="18"/>
               </w:rPr>
-              <w:t xml:space="preserve">  - MR sans suite après un premier blocage (on passe à autre chose)</w:t>
-            </w:r>
-          </w:p>
-          <w:p>
-            <w:r>
-              <w:rPr>
-                <w:rFonts w:ascii="Consolas" w:cs="Consolas" w:eastAsia="Consolas" w:hAnsi="Consolas"/>
-                <w:sz w:val="18"/>
-                <w:szCs w:val="18"/>
-              </w:rPr>
-              <w:t xml:space="preserve">    -&gt; parade : relancer ou fermer, jamais laisser en suspens</w:t>
+              <w:t xml:space="preserve"> - MR sans suite après un premier blocage (on passe à autre chose)</w:t>
+            </w:r>
+          </w:p>
+          <w:p>
+            <w:r>
+              <w:rPr>
+                <w:rFonts w:ascii="Consolas" w:cs="Consolas" w:eastAsia="Consolas" w:hAnsi="Consolas"/>
+                <w:sz w:val="18"/>
+                <w:szCs w:val="18"/>
+              </w:rPr>
+              <w:t xml:space="preserve"> -&gt; parade : relancer ou fermer, jamais laisser en suspens</w:t>
             </w:r>
           </w:p>
           <w:p>
@@ -787,7 +787,7 @@
                 <w:sz w:val="18"/>
                 <w:szCs w:val="18"/>
               </w:rPr>
-              <w:t xml:space="preserve">  - (Si la cause est la LENTEUR de review -&gt; renvoyer axe Review)</w:t>
+              <w:t xml:space="preserve"> - (Si la cause est la LENTEUR de review -&gt; renvoyer axe Review)</w:t>
             </w:r>
           </w:p>
         </w:tc>
@@ -811,7 +811,7 @@
         <w:spacing w:after="80"/>
       </w:pPr>
       <w:r>
-        <w:t xml:space="preserve">Partir des MR réellement abandonnées du #100 : reprendre les MR qui étaient zombies et demander, pour chacune, POURQUOI elle a été abandonnée. Les causes réelles émergent des cas réels, pas d’une liste théorique.</w:t>
+        <w:t xml:space="preserve">Partir des MR réellement abandonnées du le grand tri des MR zombies : reprendre les MR qui étaient zombies et demander, pour chacune, POURQUOI elle a été abandonnée. Les causes réelles émergent des cas réels, pas d’une liste théorique.</w:t>
       </w:r>
     </w:p>
     <w:p>
@@ -850,7 +850,7 @@
         <w:spacing w:after="80"/>
       </w:pPr>
       <w:r>
-        <w:t xml:space="preserve">Renvoyer au rituel #103 pour le « moment où on regarde » : la cause la plus fréquente — aucun moment dédié aux MR en attente — trouve sa réponse dans le rituel de tri hebdomadaire du #103. On la note comme telle, sans la traiter ici.</w:t>
+        <w:t xml:space="preserve">Renvoyer au rituel pour le « moment où on regarde » : la cause la plus fréquente — aucun moment dédié aux MR en attente — trouve sa réponse dans le rituel de tri hebdomadaire du le rituel de tri des MR : empêcher la ré-accumulation. On la note comme telle, sans la traiter ici.</w:t>
       </w:r>
     </w:p>
     <w:p>
@@ -866,7 +866,7 @@
         <w:spacing w:after="120"/>
       </w:pPr>
       <w:r>
-        <w:t xml:space="preserve">À la sortie, la squad a identifié les vraies causes d’accumulation de ses MR — en les distinguant des causes de lenteur (renvoyées à l’axe Review) — et a posé pour chacune une règle d’hygiène simple : propriétaire par MR, pas de MR ouverte sans intention de la finir, et un moment dédié pour traiter les MR en attente (le rituel #103). Le grand tri du #100 ne sera pas à refaire indéfiniment, parce qu’on s’attaque désormais aux mécanismes, pas seulement à l’état. La métrique MR zombies est traitée à sa racine.</w:t>
+        <w:t xml:space="preserve">À la sortie, la squad a identifié les vraies causes d’accumulation de ses MR — en les distinguant des causes de lenteur (renvoyées à l’axe Review) — et a posé pour chacune une règle d’hygiène simple : propriétaire par MR, pas de MR ouverte sans intention de la finir, et un moment dédié pour traiter les MR en attente (le rituel). Le grand tri du le grand tri des MR zombies ne sera pas à refaire indéfiniment, parce qu’on s’attaque désormais aux mécanismes, pas seulement à l’état. La métrique MR zombies est traitée à sa racine.</w:t>
       </w:r>
     </w:p>
     <w:p>
@@ -899,7 +899,7 @@
         <w:spacing w:after="80"/>
       </w:pPr>
       <w:r>
-        <w:t xml:space="preserve">Zone « Pourquoi elles ont été abandonnées » — les causes réelles tirées des MR zombies du #100.</w:t>
+        <w:t xml:space="preserve">Zone « Pourquoi elles ont été abandonnées » — les causes réelles tirées des MR zombies du le grand tri des MR zombies.</w:t>
       </w:r>
     </w:p>
     <w:p>
@@ -938,7 +938,7 @@
         <w:spacing w:after="80"/>
       </w:pPr>
       <w:r>
-        <w:t xml:space="preserve">Zone « Renvoi au rituel » — ce qui relève du moment de tri régulier (#103).</w:t>
+        <w:t xml:space="preserve">Zone « Renvoi au rituel » — ce qui relève du moment de tri régulier.</w:t>
       </w:r>
     </w:p>
     <w:p>
@@ -986,7 +986,7 @@
         <w:t xml:space="preserve">(15 min) Faire émerger les causes</w:t>
       </w:r>
       <w:r>
-        <w:t xml:space="preserve"> — reprendre les MR zombies du #100 et chercher, pour chacune, pourquoi elle a été abandonnée.</w:t>
+        <w:t xml:space="preserve"> — reprendre les MR zombies du le grand tri des MR zombies et chercher, pour chacune, pourquoi elle a été abandonnée.</w:t>
       </w:r>
     </w:p>
     <w:p>
@@ -1046,7 +1046,7 @@
         <w:t xml:space="preserve">(3 min) Renvoyer au rituel</w:t>
       </w:r>
       <w:r>
-        <w:t xml:space="preserve"> — noter ce qui relève du moment de tri régulier (#103).</w:t>
+        <w:t xml:space="preserve"> — noter ce qui relève du moment de tri régulier.</w:t>
       </w:r>
     </w:p>
     <w:p>
@@ -1087,7 +1087,7 @@
         <w:spacing w:after="80"/>
       </w:pPr>
       <w:r>
-        <w:t xml:space="preserve">Les causes réelles d’accumulation des MR, tirées des cas du #100.</w:t>
+        <w:t xml:space="preserve">Les causes réelles d’accumulation des MR, tirées des cas du le grand tri des MR zombies.</w:t>
       </w:r>
     </w:p>
     <w:p>
@@ -1126,7 +1126,7 @@
         <w:spacing w:after="80"/>
       </w:pPr>
       <w:r>
-        <w:t xml:space="preserve">Le renvoi au rituel de tri #103 pour le « moment où on regarde ».</w:t>
+        <w:t xml:space="preserve">Le renvoi au rituel de tri pour le « moment où on regarde ».</w:t>
       </w:r>
     </w:p>
     <w:p>
@@ -1142,7 +1142,7 @@
         <w:spacing w:after="120"/>
       </w:pPr>
       <w:r>
-        <w:t xml:space="preserve">Après avoir vidé le stock (#100) et compris les causes (#101), la suite installe la régularité : #103 (rituel de tri hebdomadaire qui empêche la ré-accumulation). Les seuils de review, les rappels automatiques et la mesure du cycle time relèvent de l’axe Review (#102 et #104 sont des renvois). Les règles posées ici alimentent directement le rituel du #103.</w:t>
+        <w:t xml:space="preserve">Après avoir vidé le stock et compris les causes, la suite installe la régularité : (rituel de tri hebdomadaire qui empêche la ré-accumulation). Les seuils de review, les rappels automatiques et la mesure du cycle time relèvent de l’axe Review ( et sont des renvois). Les règles posées ici alimentent directement le rituel du le rituel de tri des MR : empêcher la ré-accumulation.</w:t>
       </w:r>
     </w:p>
     <w:p>
@@ -1158,7 +1158,7 @@
         <w:spacing w:after="120"/>
       </w:pPr>
       <w:r>
-        <w:t xml:space="preserve">La squad a identifié les vraies causes d’accumulation de ses MR, distinguées des causes de lenteur (renvoyées à l’axe Review), et a posé pour chacune une règle d’hygiène simple et adoptée. Le grand tri du #100 ne sera pas à refaire indéfiniment : on s’attaque aux mécanismes d’abandon, pas seulement à l’état. La question H05 progresse de son palier d’entrée vers la systématisation, sur son territoire propre — l’hygiène et l’anti-abandon des MR — sans empiéter sur la vitesse de traitement qui appartient à l’axe Review.</w:t>
+        <w:t xml:space="preserve">La squad a identifié les vraies causes d’accumulation de ses MR, distinguées des causes de lenteur (renvoyées à l’axe Review), et a posé pour chacune une règle d’hygiène simple et adoptée. Le grand tri du le grand tri des MR zombies ne sera pas à refaire indéfiniment : on s’attaque aux mécanismes d’abandon, pas seulement à l’état. La question H05 progresse de son palier d’entrée vers la systématisation, sur son territoire propre — l’hygiène et l’anti-abandon des MR — sans empiéter sur la vitesse de traitement qui appartient à l’axe Review.</w:t>
       </w:r>
     </w:p>
     <w:sectPr>
